--- a/klagomålsmail/A 22860-2026 FSC-klagomål mail.docx
+++ b/klagomålsmail/A 22860-2026 FSC-klagomål mail.docx
@@ -11,7 +11,7 @@
     </w:p>
     <w:p>
       <w:r>
-        <w:t>Vi vill informera om att det inom 25 meter från avverkningsanmälan A 22860-2026 i Vaggeryds kommun har hittats 58 naturvårdsarter varav 34 är rödlistade.</w:t>
+        <w:t>Vi vill informera om att det inom 25 meter från avverkningsanmälan A 22860-2026 i Vaggeryds kommun har hittats 60 naturvårdsarter varav 34 är rödlistade.</w:t>
       </w:r>
     </w:p>
     <w:p>

--- a/klagomålsmail/A 22860-2026 FSC-klagomål mail.docx
+++ b/klagomålsmail/A 22860-2026 FSC-klagomål mail.docx
@@ -11,7 +11,7 @@
     </w:p>
     <w:p>
       <w:r>
-        <w:t>Vi vill informera om att det inom 25 meter från avverkningsanmälan A 22860-2026 i Vaggeryds kommun har hittats 60 naturvårdsarter varav 34 är rödlistade.</w:t>
+        <w:t>Vi vill informera om att det inom 25 meter från avverkningsanmälan A 22860-2026 i Vaggeryds kommun har hittats 61 naturvårdsarter varav 35 är rödlistade.</w:t>
       </w:r>
     </w:p>
     <w:p>

--- a/klagomålsmail/A 22860-2026 FSC-klagomål mail.docx
+++ b/klagomålsmail/A 22860-2026 FSC-klagomål mail.docx
@@ -11,7 +11,7 @@
     </w:p>
     <w:p>
       <w:r>
-        <w:t>Vi vill informera om att det inom 25 meter från avverkningsanmälan A 22860-2026 i Vaggeryds kommun har hittats 61 naturvårdsarter varav 35 är rödlistade.</w:t>
+        <w:t>Vi vill informera om att det inom 25 meter från avverkningsanmälan A 22860-2026 i Vaggeryds kommun har hittats 62 naturvårdsarter varav 36 är rödlistade.</w:t>
       </w:r>
     </w:p>
     <w:p>

--- a/klagomålsmail/A 22860-2026 FSC-klagomål mail.docx
+++ b/klagomålsmail/A 22860-2026 FSC-klagomål mail.docx
@@ -11,7 +11,7 @@
     </w:p>
     <w:p>
       <w:r>
-        <w:t>Vi vill informera om att det inom 25 meter från avverkningsanmälan A 22860-2026 i Vaggeryds kommun har hittats 60 naturvårdsarter varav 34 är rödlistade.</w:t>
+        <w:t>Vi vill informera om att det inom 25 meter från avverkningsanmälan A 22860-2026 i Vaggeryds kommun har hittats 62 naturvårdsarter varav 36 är rödlistade.</w:t>
       </w:r>
     </w:p>
     <w:p>
